--- a/12_Test_Cases.docx
+++ b/12_Test_Cases.docx
@@ -9,10 +9,9 @@
       </w:pPr>
       <w:r>
         <w:rPr>
-          <w:rFonts w:ascii="Times New Roman" w:hAnsi="Times New Roman" w:eastAsia="Times New Roman"/>
+          <w:rFonts w:ascii="Times New Roman" w:hAnsi="Times New Roman"/>
           <w:b/>
-          <w:color w:val="000000"/>
-          <w:sz w:val="30"/>
+          <w:sz w:val="32"/>
         </w:rPr>
         <w:t>EVENT MANAGEMENT SYSTEM</w:t>
       </w:r>
@@ -24,10 +23,9 @@
       </w:pPr>
       <w:r>
         <w:rPr>
-          <w:rFonts w:ascii="Times New Roman" w:hAnsi="Times New Roman" w:eastAsia="Times New Roman"/>
+          <w:rFonts w:ascii="Times New Roman" w:hAnsi="Times New Roman"/>
           <w:b/>
-          <w:color w:val="000000"/>
-          <w:sz w:val="25"/>
+          <w:sz w:val="26"/>
         </w:rPr>
         <w:t>12. Test Cases</w:t>
       </w:r>
@@ -39,10 +37,8 @@
       </w:pPr>
       <w:r>
         <w:rPr>
-          <w:rFonts w:ascii="Times New Roman" w:hAnsi="Times New Roman" w:eastAsia="Times New Roman"/>
-          <w:b w:val="0"/>
-          <w:color w:val="000000"/>
-          <w:sz w:val="18"/>
+          <w:rFonts w:ascii="Times New Roman" w:hAnsi="Times New Roman"/>
+          <w:sz w:val="22"/>
         </w:rPr>
         <w:t>Team E7</w:t>
       </w:r>
@@ -53,6 +49,10 @@
         <w:jc w:val="center"/>
       </w:pPr>
       <w:r>
+        <w:rPr>
+          <w:rFonts w:ascii="Times New Roman" w:hAnsi="Times New Roman"/>
+          <w:sz w:val="22"/>
+        </w:rPr>
         <w:t>Saketh Narayanam – PES1UG24CS292 | Neeraj R Gowda – PES1UG24CS295 | Likhith Reddy M – PES1UG24CS282 | N. Adil Ahmed – PES1UG24CS285</w:t>
       </w:r>
     </w:p>
@@ -95,6 +95,10 @@
     </w:p>
     <w:p>
       <w:r>
+        <w:rPr>
+          <w:rFonts w:ascii="Times New Roman" w:hAnsi="Times New Roman"/>
+          <w:sz w:val="22"/>
+        </w:rPr>
         <w:t>Test Cases – Part 1</w:t>
       </w:r>
     </w:p>
@@ -1002,16 +1006,21 @@
     </w:tbl>
     <w:p>
       <w:r>
+        <w:rPr>
+          <w:rFonts w:ascii="Times New Roman" w:hAnsi="Times New Roman"/>
+          <w:sz w:val="22"/>
+        </w:rPr>
         <w:br w:type="page"/>
       </w:r>
     </w:p>
     <w:p>
       <w:r>
         <w:rPr>
+          <w:rFonts w:ascii="Times New Roman" w:hAnsi="Times New Roman"/>
           <w:b/>
-          <w:sz w:val="23"/>
+          <w:sz w:val="25"/>
         </w:rPr>
-        <w:t>Test Cases – Part 2</w:t>
+        <w:t>Test Cases – Extended Part 1 Coverage</w:t>
       </w:r>
     </w:p>
     <w:tbl>
@@ -1279,16 +1288,12 @@
             <w:tcW w:type="dxa" w:w="1776"/>
           </w:tcPr>
           <w:p>
-            <w:pPr>
-              <w:spacing w:after="20" w:line="240" w:lineRule="auto"/>
-            </w:pPr>
             <w:r>
               <w:rPr>
-                <w:rFonts w:ascii="Times New Roman" w:hAnsi="Times New Roman" w:eastAsia="Times New Roman"/>
-                <w:color w:val="000000"/>
-                <w:sz w:val="15"/>
+                <w:rFonts w:ascii="Times New Roman" w:hAnsi="Times New Roman"/>
+                <w:sz w:val="19"/>
               </w:rPr>
-              <w:t>FR-10 / NFR-04</w:t>
+              <w:t>FR-11 / NFR-04 / SEC-05</w:t>
             </w:r>
           </w:p>
         </w:tc>
@@ -1915,6 +1920,350 @@
           </w:p>
         </w:tc>
       </w:tr>
+      <w:tr>
+        <w:tc>
+          <w:tcPr>
+            <w:tcW w:type="dxa" w:w="1776"/>
+          </w:tcPr>
+          <w:p>
+            <w:r>
+              <w:rPr>
+                <w:rFonts w:ascii="Times New Roman" w:hAnsi="Times New Roman"/>
+                <w:sz w:val="19"/>
+              </w:rPr>
+              <w:t>TC-15</w:t>
+            </w:r>
+          </w:p>
+        </w:tc>
+        <w:tc>
+          <w:tcPr>
+            <w:tcW w:type="dxa" w:w="1776"/>
+          </w:tcPr>
+          <w:p>
+            <w:r>
+              <w:rPr>
+                <w:rFonts w:ascii="Times New Roman" w:hAnsi="Times New Roman"/>
+                <w:sz w:val="19"/>
+              </w:rPr>
+              <w:t>FR-10 / NFR-04</w:t>
+            </w:r>
+          </w:p>
+        </w:tc>
+        <w:tc>
+          <w:tcPr>
+            <w:tcW w:type="dxa" w:w="1776"/>
+          </w:tcPr>
+          <w:p>
+            <w:r>
+              <w:rPr>
+                <w:rFonts w:ascii="Times New Roman" w:hAnsi="Times New Roman"/>
+                <w:sz w:val="19"/>
+              </w:rPr>
+              <w:t>Generate organizer registration report</w:t>
+            </w:r>
+          </w:p>
+        </w:tc>
+        <w:tc>
+          <w:tcPr>
+            <w:tcW w:type="dxa" w:w="1776"/>
+          </w:tcPr>
+          <w:p>
+            <w:r>
+              <w:rPr>
+                <w:rFonts w:ascii="Times New Roman" w:hAnsi="Times New Roman"/>
+                <w:sz w:val="19"/>
+              </w:rPr>
+              <w:t>Authorized organizer requests report for an owned event</w:t>
+            </w:r>
+          </w:p>
+        </w:tc>
+        <w:tc>
+          <w:tcPr>
+            <w:tcW w:type="dxa" w:w="1776"/>
+          </w:tcPr>
+          <w:p>
+            <w:r>
+              <w:rPr>
+                <w:rFonts w:ascii="Times New Roman" w:hAnsi="Times New Roman"/>
+                <w:sz w:val="19"/>
+              </w:rPr>
+              <w:t>Registration report is returned and unauthorized users are rejected.</w:t>
+            </w:r>
+          </w:p>
+        </w:tc>
+        <w:tc>
+          <w:tcPr>
+            <w:tcW w:type="dxa" w:w="1776"/>
+          </w:tcPr>
+          <w:p>
+            <w:r>
+              <w:rPr>
+                <w:rFonts w:ascii="Times New Roman" w:hAnsi="Times New Roman"/>
+                <w:sz w:val="19"/>
+              </w:rPr>
+              <w:t>Functional/Security</w:t>
+            </w:r>
+          </w:p>
+        </w:tc>
+      </w:tr>
+      <w:tr>
+        <w:tc>
+          <w:tcPr>
+            <w:tcW w:type="dxa" w:w="1776"/>
+          </w:tcPr>
+          <w:p>
+            <w:r>
+              <w:rPr>
+                <w:rFonts w:ascii="Times New Roman" w:hAnsi="Times New Roman"/>
+                <w:sz w:val="19"/>
+              </w:rPr>
+              <w:t>TC-16</w:t>
+            </w:r>
+          </w:p>
+        </w:tc>
+        <w:tc>
+          <w:tcPr>
+            <w:tcW w:type="dxa" w:w="1776"/>
+          </w:tcPr>
+          <w:p>
+            <w:r>
+              <w:rPr>
+                <w:rFonts w:ascii="Times New Roman" w:hAnsi="Times New Roman"/>
+                <w:sz w:val="19"/>
+              </w:rPr>
+              <w:t>SEC-03 / SEC-04</w:t>
+            </w:r>
+          </w:p>
+        </w:tc>
+        <w:tc>
+          <w:tcPr>
+            <w:tcW w:type="dxa" w:w="1776"/>
+          </w:tcPr>
+          <w:p>
+            <w:r>
+              <w:rPr>
+                <w:rFonts w:ascii="Times New Roman" w:hAnsi="Times New Roman"/>
+                <w:sz w:val="19"/>
+              </w:rPr>
+              <w:t>Validate malicious input and expired session</w:t>
+            </w:r>
+          </w:p>
+        </w:tc>
+        <w:tc>
+          <w:tcPr>
+            <w:tcW w:type="dxa" w:w="1776"/>
+          </w:tcPr>
+          <w:p>
+            <w:r>
+              <w:rPr>
+                <w:rFonts w:ascii="Times New Roman" w:hAnsi="Times New Roman"/>
+                <w:sz w:val="19"/>
+              </w:rPr>
+              <w:t>Invalid/injection-style input or expired session</w:t>
+            </w:r>
+          </w:p>
+        </w:tc>
+        <w:tc>
+          <w:tcPr>
+            <w:tcW w:type="dxa" w:w="1776"/>
+          </w:tcPr>
+          <w:p>
+            <w:r>
+              <w:rPr>
+                <w:rFonts w:ascii="Times New Roman" w:hAnsi="Times New Roman"/>
+                <w:sz w:val="19"/>
+              </w:rPr>
+              <w:t>Input is rejected safely and expired session requires re-authentication.</w:t>
+            </w:r>
+          </w:p>
+        </w:tc>
+        <w:tc>
+          <w:tcPr>
+            <w:tcW w:type="dxa" w:w="1776"/>
+          </w:tcPr>
+          <w:p>
+            <w:r>
+              <w:rPr>
+                <w:rFonts w:ascii="Times New Roman" w:hAnsi="Times New Roman"/>
+                <w:sz w:val="19"/>
+              </w:rPr>
+              <w:t>Security</w:t>
+            </w:r>
+          </w:p>
+        </w:tc>
+      </w:tr>
+      <w:tr>
+        <w:tc>
+          <w:tcPr>
+            <w:tcW w:type="dxa" w:w="1776"/>
+          </w:tcPr>
+          <w:p>
+            <w:r>
+              <w:rPr>
+                <w:rFonts w:ascii="Times New Roman" w:hAnsi="Times New Roman"/>
+                <w:sz w:val="19"/>
+              </w:rPr>
+              <w:t>TC-17</w:t>
+            </w:r>
+          </w:p>
+        </w:tc>
+        <w:tc>
+          <w:tcPr>
+            <w:tcW w:type="dxa" w:w="1776"/>
+          </w:tcPr>
+          <w:p>
+            <w:r>
+              <w:rPr>
+                <w:rFonts w:ascii="Times New Roman" w:hAnsi="Times New Roman"/>
+                <w:sz w:val="19"/>
+              </w:rPr>
+              <w:t>FR-09</w:t>
+            </w:r>
+          </w:p>
+        </w:tc>
+        <w:tc>
+          <w:tcPr>
+            <w:tcW w:type="dxa" w:w="1776"/>
+          </w:tcPr>
+          <w:p>
+            <w:r>
+              <w:rPr>
+                <w:rFonts w:ascii="Times New Roman" w:hAnsi="Times New Roman"/>
+                <w:sz w:val="19"/>
+              </w:rPr>
+              <w:t>Organizer sends event update</w:t>
+            </w:r>
+          </w:p>
+        </w:tc>
+        <w:tc>
+          <w:tcPr>
+            <w:tcW w:type="dxa" w:w="1776"/>
+          </w:tcPr>
+          <w:p>
+            <w:r>
+              <w:rPr>
+                <w:rFonts w:ascii="Times New Roman" w:hAnsi="Times New Roman"/>
+                <w:sz w:val="19"/>
+              </w:rPr>
+              <w:t>Authorized organizer sends an update for an event</w:t>
+            </w:r>
+          </w:p>
+        </w:tc>
+        <w:tc>
+          <w:tcPr>
+            <w:tcW w:type="dxa" w:w="1776"/>
+          </w:tcPr>
+          <w:p>
+            <w:r>
+              <w:rPr>
+                <w:rFonts w:ascii="Times New Roman" w:hAnsi="Times New Roman"/>
+                <w:sz w:val="19"/>
+              </w:rPr>
+              <w:t>Update is accepted and made available to registered participants.</w:t>
+            </w:r>
+          </w:p>
+        </w:tc>
+        <w:tc>
+          <w:tcPr>
+            <w:tcW w:type="dxa" w:w="1776"/>
+          </w:tcPr>
+          <w:p>
+            <w:r>
+              <w:rPr>
+                <w:rFonts w:ascii="Times New Roman" w:hAnsi="Times New Roman"/>
+                <w:sz w:val="19"/>
+              </w:rPr>
+              <w:t>Functional</w:t>
+            </w:r>
+          </w:p>
+        </w:tc>
+      </w:tr>
+      <w:tr>
+        <w:tc>
+          <w:tcPr>
+            <w:tcW w:type="dxa" w:w="1776"/>
+          </w:tcPr>
+          <w:p>
+            <w:r>
+              <w:rPr>
+                <w:rFonts w:ascii="Times New Roman" w:hAnsi="Times New Roman"/>
+                <w:sz w:val="19"/>
+              </w:rPr>
+              <w:t>TC-18</w:t>
+            </w:r>
+          </w:p>
+        </w:tc>
+        <w:tc>
+          <w:tcPr>
+            <w:tcW w:type="dxa" w:w="1776"/>
+          </w:tcPr>
+          <w:p>
+            <w:r>
+              <w:rPr>
+                <w:rFonts w:ascii="Times New Roman" w:hAnsi="Times New Roman"/>
+                <w:sz w:val="19"/>
+              </w:rPr>
+              <w:t>FR-11 / SEC-05</w:t>
+            </w:r>
+          </w:p>
+        </w:tc>
+        <w:tc>
+          <w:tcPr>
+            <w:tcW w:type="dxa" w:w="1776"/>
+          </w:tcPr>
+          <w:p>
+            <w:r>
+              <w:rPr>
+                <w:rFonts w:ascii="Times New Roman" w:hAnsi="Times New Roman"/>
+                <w:sz w:val="19"/>
+              </w:rPr>
+              <w:t>Administrator manages a user/event</w:t>
+            </w:r>
+          </w:p>
+        </w:tc>
+        <w:tc>
+          <w:tcPr>
+            <w:tcW w:type="dxa" w:w="1776"/>
+          </w:tcPr>
+          <w:p>
+            <w:r>
+              <w:rPr>
+                <w:rFonts w:ascii="Times New Roman" w:hAnsi="Times New Roman"/>
+                <w:sz w:val="19"/>
+              </w:rPr>
+              <w:t>Authorized administrator performs a management action</w:t>
+            </w:r>
+          </w:p>
+        </w:tc>
+        <w:tc>
+          <w:tcPr>
+            <w:tcW w:type="dxa" w:w="1776"/>
+          </w:tcPr>
+          <w:p>
+            <w:r>
+              <w:rPr>
+                <w:rFonts w:ascii="Times New Roman" w:hAnsi="Times New Roman"/>
+                <w:sz w:val="19"/>
+              </w:rPr>
+              <w:t>Action succeeds; non-administrator access is denied.</w:t>
+            </w:r>
+          </w:p>
+        </w:tc>
+        <w:tc>
+          <w:tcPr>
+            <w:tcW w:type="dxa" w:w="1776"/>
+          </w:tcPr>
+          <w:p>
+            <w:r>
+              <w:rPr>
+                <w:rFonts w:ascii="Times New Roman" w:hAnsi="Times New Roman"/>
+                <w:sz w:val="19"/>
+              </w:rPr>
+              <w:t>Functional/Security</w:t>
+            </w:r>
+          </w:p>
+        </w:tc>
+      </w:tr>
     </w:tbl>
     <w:sectPr>
       <w:headerReference w:type="default" r:id="rId9"/>
